--- a/IPL_SRS_Revised.docx
+++ b/IPL_SRS_Revised.docx
@@ -106,6 +106,135 @@
       </w:pPr>
       <w:r>
         <w:t xml:space="preserve">To furnish end users with interactive filtering mechanisms and drill-down capabilities that support granular exploration of the underlying data.</w:t>
+      </w:r>
+    </w:p>
+    <w:p>
+      <w:pPr>
+        <w:pStyle w:val="Heading1"/>
+      </w:pPr>
+      <w:r>
+        <w:t xml:space="preserve">2. System Requirements</w:t>
+      </w:r>
+    </w:p>
+    <w:p>
+      <w:pPr>
+        <w:pStyle w:val="Heading2"/>
+      </w:pPr>
+      <w:r>
+        <w:t xml:space="preserve">2.1 Hardware Specifications</w:t>
+      </w:r>
+    </w:p>
+    <w:p>
+      <w:pPr>
+        <w:spacing w:after="160"/>
+        <w:jc w:val="both"/>
+      </w:pPr>
+      <w:r>
+        <w:t xml:space="preserve">The minimum hardware configuration required for the satisfactory operation of the dashboard comprises a dual-core processor, a minimum of four gigabytes of random-access memory (RAM), and no less than two gigabytes of available secondary storage.</w:t>
+      </w:r>
+    </w:p>
+    <w:p>
+      <w:pPr>
+        <w:pStyle w:val="Heading2"/>
+      </w:pPr>
+      <w:r>
+        <w:t xml:space="preserve">2.2 Software Specifications</w:t>
+      </w:r>
+    </w:p>
+    <w:p>
+      <w:pPr>
+        <w:spacing w:after="160"/>
+        <w:jc w:val="both"/>
+      </w:pPr>
+      <w:r>
+        <w:t xml:space="preserve">The software environment necessitates the Microsoft Windows operating system (version 10 or 11) in conjunction with Microsoft Power BI Desktop, which is available without cost under its standard licensing terms.</w:t>
+      </w:r>
+    </w:p>
+    <w:p>
+      <w:pPr>
+        <w:pStyle w:val="Heading1"/>
+      </w:pPr>
+      <w:r>
+        <w:t xml:space="preserve">3. Data Requirements</w:t>
+      </w:r>
+    </w:p>
+    <w:p>
+      <w:pPr>
+        <w:spacing w:after="160"/>
+        <w:jc w:val="both"/>
+      </w:pPr>
+      <w:r>
+        <w:t xml:space="preserve">The analytical framework draws upon two primary datasets, which collectively furnish the empirical foundation for all derived measures and visualisations:</w:t>
+      </w:r>
+    </w:p>
+    <w:p>
+      <w:pPr>
+        <w:pStyle w:val="ListParagraph"/>
+        <w:numPr>
+          <w:ilvl w:val="0"/>
+          <w:numId w:val="2"/>
+        </w:numPr>
+      </w:pPr>
+      <w:r>
+        <w:rPr>
+          <w:b/>
+        </w:rPr>
+        <w:t xml:space="preserve">matches.csv: </w:t>
+      </w:r>
+      <w:r>
+        <w:t xml:space="preserve">Contains match-level attributes including Match ID, Season, City, Date, Team 1, Team 2, toss particulars, and the declared winner.</w:t>
+      </w:r>
+    </w:p>
+    <w:p>
+      <w:pPr>
+        <w:pStyle w:val="ListParagraph"/>
+        <w:numPr>
+          <w:ilvl w:val="0"/>
+          <w:numId w:val="2"/>
+        </w:numPr>
+      </w:pPr>
+      <w:r>
+        <w:rPr>
+          <w:b/>
+        </w:rPr>
+        <w:t xml:space="preserve">deliveries.csv: </w:t>
+      </w:r>
+      <w:r>
+        <w:t xml:space="preserve">Contains ball-by-ball information encompassing batter, bowler, runs scored, wickets taken, and supplementary fields such as extras.</w:t>
+      </w:r>
+    </w:p>
+    <w:p>
+      <w:pPr>
+        <w:pStyle w:val="Heading1"/>
+      </w:pPr>
+      <w:r>
+        <w:t xml:space="preserve">4. Dashboard Layout</w:t>
+      </w:r>
+    </w:p>
+    <w:p>
+      <w:pPr>
+        <w:spacing w:after="160"/>
+        <w:jc w:val="both"/>
+      </w:pPr>
+      <w:r>
+        <w:t xml:space="preserve">The dashboard is organised across two thematically distinct pages, each dedicated to a specific analytical dimension of the tournament. The arrangement is designed to guide the user progressively from macro-level seasonal trends to more focused team-level insights.</w:t>
+      </w:r>
+    </w:p>
+    <w:p>
+      <w:pPr>
+        <w:pStyle w:val="Heading2"/>
+      </w:pPr>
+      <w:r>
+        <w:t xml:space="preserve">4.1 Page 1: Overview Dashboard</w:t>
+      </w:r>
+    </w:p>
+    <w:p>
+      <w:pPr>
+        <w:spacing w:after="160"/>
+        <w:jc w:val="both"/>
+      </w:pPr>
+      <w:r>
+        <w:t xml:space="preserve">The Overview page presents the principal key performance indicators of the tournament — total matches, aggregate runs, total seasons, and participating teams — alongside a temporal visualisation of matches played by season and supplementary breakdowns of team wins and leading run-scorers.</w:t>
       </w:r>
     </w:p>
     <w:p>
@@ -172,18 +301,10 @@
     </w:p>
     <w:p>
       <w:pPr>
-        <w:pStyle w:val="Heading1"/>
-      </w:pPr>
-      <w:r>
-        <w:t xml:space="preserve">2. System Requirements</w:t>
-      </w:r>
-    </w:p>
-    <w:p>
-      <w:pPr>
         <w:pStyle w:val="Heading2"/>
       </w:pPr>
       <w:r>
-        <w:t xml:space="preserve">2.1 Hardware Specifications</w:t>
+        <w:t xml:space="preserve">4.2 Page 2: Team Analysis</w:t>
       </w:r>
     </w:p>
     <w:p>
@@ -192,24 +313,7 @@
         <w:jc w:val="both"/>
       </w:pPr>
       <w:r>
-        <w:t xml:space="preserve">The minimum hardware configuration required for the satisfactory operation of the dashboard comprises a dual-core processor, a minimum of four gigabytes of random-access memory (RAM), and no less than two gigabytes of available secondary storage.</w:t>
-      </w:r>
-    </w:p>
-    <w:p>
-      <w:pPr>
-        <w:pStyle w:val="Heading2"/>
-      </w:pPr>
-      <w:r>
-        <w:t xml:space="preserve">2.2 Software Specifications</w:t>
-      </w:r>
-    </w:p>
-    <w:p>
-      <w:pPr>
-        <w:spacing w:after="160"/>
-        <w:jc w:val="both"/>
-      </w:pPr>
-      <w:r>
-        <w:t xml:space="preserve">The software environment necessitates the Microsoft Windows operating system (version 10 or 11) in conjunction with Microsoft Power BI Desktop, which is available without cost under its standard licensing terms.</w:t>
+        <w:t xml:space="preserve">The Team Analysis page examines comparative team performance through win percentages, head-to-head match records, and the correlation between toss outcomes and eventual match results, supplemented by venue-wise match distribution.</w:t>
       </w:r>
     </w:p>
     <w:p>
@@ -222,7 +326,7 @@
           <wp:inline distT="0" distB="0" distL="0" distR="0">
             <wp:extent cx="5715000" cy="3238500"/>
             <wp:effectExtent t="0" r="0" b="0" l="0"/>
-            <wp:docPr id="1" name="" descr="" title=""/>
+            <wp:docPr id="2" name="" descr="" title=""/>
             <wp:cNvGraphicFramePr>
               <a:graphicFrameLocks xmlns:a="http://schemas.openxmlformats.org/drawingml/2006/main" noChangeAspect="1"/>
             </wp:cNvGraphicFramePr>
@@ -279,7 +383,7 @@
         <w:pStyle w:val="Heading1"/>
       </w:pPr>
       <w:r>
-        <w:t xml:space="preserve">3. Conclusion</w:t>
+        <w:t xml:space="preserve">5. Conclusion</w:t>
       </w:r>
     </w:p>
     <w:p>
